--- a/工作周报/第三周/朱绪达.docx
+++ b/工作周报/第三周/朱绪达.docx
@@ -327,43 +327,25 @@
             <w:pPr>
               <w:textAlignment w:val="top"/>
               <w:rPr>
-                <w:rFonts w:ascii="宋体" w:eastAsia="宋体" w:hAnsi="宋体" w:cs="宋体"/>
-                <w:color w:val="000000"/>
-                <w:lang w:bidi="ar"/>
-              </w:rPr>
-            </w:pPr>
-            <w:r>
-              <w:rPr>
-                <w:rFonts w:ascii="宋体" w:eastAsia="宋体" w:hAnsi="宋体" w:cs="宋体" w:hint="eastAsia"/>
-                <w:color w:val="000000"/>
-                <w:lang w:bidi="ar"/>
-              </w:rPr>
-              <w:t>完成的内容(项目达到运行状态时，</w:t>
-            </w:r>
-            <w:proofErr w:type="gramStart"/>
-            <w:r>
-              <w:rPr>
-                <w:rFonts w:ascii="宋体" w:eastAsia="宋体" w:hAnsi="宋体" w:cs="宋体" w:hint="eastAsia"/>
-                <w:color w:val="000000"/>
-                <w:lang w:bidi="ar"/>
-              </w:rPr>
-              <w:t>请配截</w:t>
-            </w:r>
-            <w:proofErr w:type="gramEnd"/>
-            <w:r>
-              <w:rPr>
-                <w:rFonts w:ascii="宋体" w:eastAsia="宋体" w:hAnsi="宋体" w:cs="宋体" w:hint="eastAsia"/>
-                <w:color w:val="000000"/>
-                <w:lang w:bidi="ar"/>
-              </w:rPr>
-              <w:t>图）：</w:t>
+                <w:rFonts w:ascii="宋体" w:eastAsia="宋体" w:hAnsi="宋体" w:cs="宋体" w:hint="eastAsia"/>
+                <w:color w:val="000000"/>
+                <w:lang w:bidi="ar"/>
+              </w:rPr>
+            </w:pPr>
+            <w:r>
+              <w:rPr>
+                <w:rFonts w:ascii="宋体" w:eastAsia="宋体" w:hAnsi="宋体" w:cs="宋体" w:hint="eastAsia"/>
+                <w:color w:val="000000"/>
+                <w:lang w:bidi="ar"/>
+              </w:rPr>
+              <w:t>完成的内容(项目达到运行状态时，请配截图）：</w:t>
             </w:r>
           </w:p>
           <w:p>
             <w:pPr>
               <w:textAlignment w:val="top"/>
               <w:rPr>
-                <w:rFonts w:ascii="宋体" w:eastAsia="宋体" w:hAnsi="宋体" w:cs="宋体"/>
+                <w:rFonts w:ascii="宋体" w:eastAsia="宋体" w:hAnsi="宋体" w:cs="宋体" w:hint="eastAsia"/>
                 <w:color w:val="000000"/>
                 <w:lang w:bidi="ar"/>
               </w:rPr>
@@ -385,7 +367,7 @@
               </w:numPr>
               <w:textAlignment w:val="top"/>
               <w:rPr>
-                <w:rFonts w:ascii="宋体" w:eastAsia="宋体" w:hAnsi="宋体" w:cs="宋体"/>
+                <w:rFonts w:ascii="宋体" w:eastAsia="宋体" w:hAnsi="宋体" w:cs="宋体" w:hint="eastAsia"/>
                 <w:color w:val="000000"/>
                 <w:lang w:bidi="ar"/>
               </w:rPr>
@@ -407,10 +389,28 @@
               </w:numPr>
               <w:textAlignment w:val="top"/>
               <w:rPr>
+                <w:rFonts w:ascii="宋体" w:eastAsia="宋体" w:hAnsi="宋体" w:cs="宋体" w:hint="eastAsia"/>
+                <w:color w:val="000000"/>
+                <w:lang w:bidi="ar"/>
+              </w:rPr>
+            </w:pPr>
+            <w:r>
+              <w:rPr>
                 <w:rFonts w:ascii="宋体" w:eastAsia="宋体" w:hAnsi="宋体" w:cs="宋体"/>
                 <w:color w:val="000000"/>
                 <w:lang w:bidi="ar"/>
               </w:rPr>
+              <w:t>核心链路梳理： 确立了以“多模态分析”和“智能提问”为核心的面试评测流程。</w:t>
+            </w:r>
+          </w:p>
+          <w:p>
+            <w:pPr>
+              <w:textAlignment w:val="top"/>
+              <w:rPr>
+                <w:rFonts w:ascii="宋体" w:eastAsia="宋体" w:hAnsi="宋体" w:cs="宋体" w:hint="eastAsia"/>
+                <w:color w:val="000000"/>
+                <w:lang w:bidi="ar"/>
+              </w:rPr>
             </w:pPr>
             <w:r>
               <w:rPr>
@@ -418,25 +418,7 @@
                 <w:color w:val="000000"/>
                 <w:lang w:bidi="ar"/>
               </w:rPr>
-              <w:t>核心链路梳理： 确立了以“多模态分析”和“智能提问”为核心的面试评测流程。</w:t>
-            </w:r>
-          </w:p>
-          <w:p>
-            <w:pPr>
-              <w:textAlignment w:val="top"/>
-              <w:rPr>
-                <w:rFonts w:ascii="宋体" w:eastAsia="宋体" w:hAnsi="宋体" w:cs="宋体"/>
-                <w:color w:val="000000"/>
-                <w:lang w:bidi="ar"/>
-              </w:rPr>
-            </w:pPr>
-            <w:r>
-              <w:rPr>
-                <w:rFonts w:ascii="宋体" w:eastAsia="宋体" w:hAnsi="宋体" w:cs="宋体"/>
-                <w:color w:val="000000"/>
-                <w:lang w:bidi="ar"/>
-              </w:rPr>
-              <w:t>2. 用户管理模块 (UM) 详细设计与接口定义</w:t>
+              <w:t>2. 用户管理模块详细设计与接口定义</w:t>
             </w:r>
           </w:p>
           <w:p>
@@ -447,36 +429,18 @@
               </w:numPr>
               <w:textAlignment w:val="top"/>
               <w:rPr>
+                <w:rFonts w:ascii="宋体" w:eastAsia="宋体" w:hAnsi="宋体" w:cs="宋体" w:hint="eastAsia"/>
+                <w:color w:val="000000"/>
+                <w:lang w:bidi="ar"/>
+              </w:rPr>
+            </w:pPr>
+            <w:r>
+              <w:rPr>
                 <w:rFonts w:ascii="宋体" w:eastAsia="宋体" w:hAnsi="宋体" w:cs="宋体"/>
                 <w:color w:val="000000"/>
                 <w:lang w:bidi="ar"/>
               </w:rPr>
-            </w:pPr>
-            <w:r>
-              <w:rPr>
-                <w:rFonts w:ascii="宋体" w:eastAsia="宋体" w:hAnsi="宋体" w:cs="宋体"/>
-                <w:color w:val="000000"/>
-                <w:lang w:bidi="ar"/>
-              </w:rPr>
-              <w:t xml:space="preserve">身份验证体系： 完成了用户注册（UM-001）与登录（UM-002）的业务逻辑设计。引入 </w:t>
-            </w:r>
-            <w:proofErr w:type="spellStart"/>
-            <w:r>
-              <w:rPr>
-                <w:rFonts w:ascii="宋体" w:eastAsia="宋体" w:hAnsi="宋体" w:cs="宋体"/>
-                <w:color w:val="000000"/>
-                <w:lang w:bidi="ar"/>
-              </w:rPr>
-              <w:t>bcrypt</w:t>
-            </w:r>
-            <w:proofErr w:type="spellEnd"/>
-            <w:r>
-              <w:rPr>
-                <w:rFonts w:ascii="宋体" w:eastAsia="宋体" w:hAnsi="宋体" w:cs="宋体"/>
-                <w:color w:val="000000"/>
-                <w:lang w:bidi="ar"/>
-              </w:rPr>
-              <w:t xml:space="preserve"> 算法 进行密码加密处理，并设计了基于 Token 的认证机制。</w:t>
+              <w:t>身份验证体系： 完成了用户注册与登录的业务逻辑设计。引入 bcrypt 算法 进行密码加密处理，并设计了基于 Token 的认证机制。</w:t>
             </w:r>
           </w:p>
           <w:p>
@@ -487,36 +451,18 @@
               </w:numPr>
               <w:textAlignment w:val="top"/>
               <w:rPr>
+                <w:rFonts w:ascii="宋体" w:eastAsia="宋体" w:hAnsi="宋体" w:cs="宋体" w:hint="eastAsia"/>
+                <w:color w:val="000000"/>
+                <w:lang w:bidi="ar"/>
+              </w:rPr>
+            </w:pPr>
+            <w:r>
+              <w:rPr>
                 <w:rFonts w:ascii="宋体" w:eastAsia="宋体" w:hAnsi="宋体" w:cs="宋体"/>
                 <w:color w:val="000000"/>
                 <w:lang w:bidi="ar"/>
               </w:rPr>
-            </w:pPr>
-            <w:r>
-              <w:rPr>
-                <w:rFonts w:ascii="宋体" w:eastAsia="宋体" w:hAnsi="宋体" w:cs="宋体"/>
-                <w:color w:val="000000"/>
-                <w:lang w:bidi="ar"/>
-              </w:rPr>
-              <w:t>文件存储方案： 建立了头像与简历的分类存储规范（</w:t>
-            </w:r>
-            <w:proofErr w:type="spellStart"/>
-            <w:r>
-              <w:rPr>
-                <w:rFonts w:ascii="宋体" w:eastAsia="宋体" w:hAnsi="宋体" w:cs="宋体"/>
-                <w:color w:val="000000"/>
-                <w:lang w:bidi="ar"/>
-              </w:rPr>
-              <w:t>DataFile</w:t>
-            </w:r>
-            <w:proofErr w:type="spellEnd"/>
-            <w:r>
-              <w:rPr>
-                <w:rFonts w:ascii="宋体" w:eastAsia="宋体" w:hAnsi="宋体" w:cs="宋体"/>
-                <w:color w:val="000000"/>
-                <w:lang w:bidi="ar"/>
-              </w:rPr>
-              <w:t>/目录），并实现了严格的 MIME 类型校验与文件大小限制。</w:t>
+              <w:t>文件存储方案： 建立了头像与简历的分类存储规范，并实现了严格的 MIME 类型校验与文件大小限制。</w:t>
             </w:r>
           </w:p>
           <w:p>
@@ -527,10 +473,28 @@
               </w:numPr>
               <w:textAlignment w:val="top"/>
               <w:rPr>
+                <w:rFonts w:ascii="宋体" w:eastAsia="宋体" w:hAnsi="宋体" w:cs="宋体" w:hint="eastAsia"/>
+                <w:color w:val="000000"/>
+                <w:lang w:bidi="ar"/>
+              </w:rPr>
+            </w:pPr>
+            <w:r>
+              <w:rPr>
                 <w:rFonts w:ascii="宋体" w:eastAsia="宋体" w:hAnsi="宋体" w:cs="宋体"/>
                 <w:color w:val="000000"/>
                 <w:lang w:bidi="ar"/>
               </w:rPr>
+              <w:t>用户信息维护： 完成了获取信息、更新资料、头像上传/预览及简历状态检查等 8 个子项 的接口协议定义。</w:t>
+            </w:r>
+          </w:p>
+          <w:p>
+            <w:pPr>
+              <w:textAlignment w:val="top"/>
+              <w:rPr>
+                <w:rFonts w:ascii="宋体" w:eastAsia="宋体" w:hAnsi="宋体" w:cs="宋体" w:hint="eastAsia"/>
+                <w:color w:val="000000"/>
+                <w:lang w:bidi="ar"/>
+              </w:rPr>
             </w:pPr>
             <w:r>
               <w:rPr>
@@ -538,25 +502,7 @@
                 <w:color w:val="000000"/>
                 <w:lang w:bidi="ar"/>
               </w:rPr>
-              <w:t>用户信息维护： 完成了获取信息、更新资料、头像上传/预览及简历状态检查等 8 个子项 的接口协议定义。</w:t>
-            </w:r>
-          </w:p>
-          <w:p>
-            <w:pPr>
-              <w:textAlignment w:val="top"/>
-              <w:rPr>
-                <w:rFonts w:ascii="宋体" w:eastAsia="宋体" w:hAnsi="宋体" w:cs="宋体"/>
-                <w:color w:val="000000"/>
-                <w:lang w:bidi="ar"/>
-              </w:rPr>
-            </w:pPr>
-            <w:r>
-              <w:rPr>
-                <w:rFonts w:ascii="宋体" w:eastAsia="宋体" w:hAnsi="宋体" w:cs="宋体"/>
-                <w:color w:val="000000"/>
-                <w:lang w:bidi="ar"/>
-              </w:rPr>
-              <w:t>3. 面试题目管理模块 (QM) 逻辑构建</w:t>
+              <w:t>3. 面试题目管理模逻辑构建</w:t>
             </w:r>
           </w:p>
           <w:p>
@@ -567,7 +513,7 @@
               </w:numPr>
               <w:textAlignment w:val="top"/>
               <w:rPr>
-                <w:rFonts w:ascii="宋体" w:eastAsia="宋体" w:hAnsi="宋体" w:cs="宋体"/>
+                <w:rFonts w:ascii="宋体" w:eastAsia="宋体" w:hAnsi="宋体" w:cs="宋体" w:hint="eastAsia"/>
                 <w:color w:val="000000"/>
                 <w:lang w:bidi="ar"/>
               </w:rPr>
@@ -594,102 +540,56 @@
                 <w:lang w:bidi="ar"/>
               </w:rPr>
             </w:pPr>
-            <w:proofErr w:type="gramStart"/>
             <w:r>
               <w:rPr>
                 <w:rFonts w:ascii="宋体" w:eastAsia="宋体" w:hAnsi="宋体" w:cs="宋体"/>
                 <w:color w:val="000000"/>
                 <w:lang w:bidi="ar"/>
               </w:rPr>
-              <w:t>智能组卷算法</w:t>
-            </w:r>
-            <w:proofErr w:type="gramEnd"/>
+              <w:t>智能组卷算法： 设计了基于“难度梯度”的组卷逻辑，实现从“简单破冰”到“压力测试”的动态题目序列生成。</w:t>
+            </w:r>
+          </w:p>
+          <w:p>
+            <w:pPr>
+              <w:textAlignment w:val="top"/>
+              <w:rPr>
+                <w:rFonts w:ascii="宋体" w:eastAsia="宋体" w:hAnsi="宋体" w:cs="宋体" w:hint="eastAsia"/>
+                <w:color w:val="000000"/>
+                <w:lang w:bidi="ar"/>
+              </w:rPr>
+            </w:pPr>
+            <w:r>
+              <w:rPr>
+                <w:rFonts w:ascii="宋体" w:eastAsia="宋体" w:hAnsi="宋体" w:cs="宋体" w:hint="eastAsia"/>
+                <w:color w:val="000000"/>
+                <w:lang w:bidi="ar"/>
+              </w:rPr>
+              <w:t>未完成的内容：</w:t>
+            </w:r>
+          </w:p>
+          <w:p>
+            <w:pPr>
+              <w:textAlignment w:val="top"/>
+              <w:rPr>
+                <w:rFonts w:ascii="宋体" w:eastAsia="宋体" w:hAnsi="宋体" w:cs="宋体" w:hint="eastAsia"/>
+                <w:color w:val="000000"/>
+                <w:lang w:bidi="ar"/>
+              </w:rPr>
+            </w:pPr>
             <w:r>
               <w:rPr>
                 <w:rFonts w:ascii="宋体" w:eastAsia="宋体" w:hAnsi="宋体" w:cs="宋体"/>
                 <w:color w:val="000000"/>
                 <w:lang w:bidi="ar"/>
               </w:rPr>
-              <w:t>： 设计了基于“难度梯度”</w:t>
-            </w:r>
-            <w:proofErr w:type="gramStart"/>
-            <w:r>
-              <w:rPr>
-                <w:rFonts w:ascii="宋体" w:eastAsia="宋体" w:hAnsi="宋体" w:cs="宋体"/>
-                <w:color w:val="000000"/>
-                <w:lang w:bidi="ar"/>
-              </w:rPr>
-              <w:t>的组卷逻辑</w:t>
-            </w:r>
-            <w:proofErr w:type="gramEnd"/>
-            <w:r>
-              <w:rPr>
-                <w:rFonts w:ascii="宋体" w:eastAsia="宋体" w:hAnsi="宋体" w:cs="宋体"/>
-                <w:color w:val="000000"/>
-                <w:lang w:bidi="ar"/>
-              </w:rPr>
-              <w:t>，实现从“简单破冰”到“压力测试”的动态题目序列生成（3-5 题/次）。</w:t>
+              <w:t>  数据库表结构物理实现： 尚未完成 SQL 建表语句编写。</w:t>
             </w:r>
           </w:p>
           <w:p>
             <w:pPr>
               <w:textAlignment w:val="top"/>
               <w:rPr>
-                <w:rFonts w:ascii="宋体" w:eastAsia="宋体" w:hAnsi="宋体" w:cs="宋体"/>
-                <w:color w:val="000000"/>
-                <w:lang w:bidi="ar"/>
-              </w:rPr>
-            </w:pPr>
-            <w:r>
-              <w:rPr>
-                <w:rFonts w:ascii="宋体" w:eastAsia="宋体" w:hAnsi="宋体" w:cs="宋体" w:hint="eastAsia"/>
-                <w:color w:val="000000"/>
-                <w:lang w:bidi="ar"/>
-              </w:rPr>
-              <w:t>未完成的内容：</w:t>
-            </w:r>
-          </w:p>
-          <w:p>
-            <w:pPr>
-              <w:textAlignment w:val="top"/>
-              <w:rPr>
-                <w:rFonts w:ascii="宋体" w:eastAsia="宋体" w:hAnsi="宋体" w:cs="宋体"/>
-                <w:color w:val="000000"/>
-                <w:lang w:bidi="ar"/>
-              </w:rPr>
-            </w:pPr>
-            <w:r>
-              <w:rPr>
-                <w:rFonts w:ascii="宋体" w:eastAsia="宋体" w:hAnsi="宋体" w:cs="宋体"/>
-                <w:color w:val="000000"/>
-                <w:lang w:bidi="ar"/>
-              </w:rPr>
-              <w:t xml:space="preserve">  数据库表结构物理实现： 尚未完成 SQL </w:t>
-            </w:r>
-            <w:proofErr w:type="gramStart"/>
-            <w:r>
-              <w:rPr>
-                <w:rFonts w:ascii="宋体" w:eastAsia="宋体" w:hAnsi="宋体" w:cs="宋体"/>
-                <w:color w:val="000000"/>
-                <w:lang w:bidi="ar"/>
-              </w:rPr>
-              <w:t>建表语句</w:t>
-            </w:r>
-            <w:proofErr w:type="gramEnd"/>
-            <w:r>
-              <w:rPr>
-                <w:rFonts w:ascii="宋体" w:eastAsia="宋体" w:hAnsi="宋体" w:cs="宋体"/>
-                <w:color w:val="000000"/>
-                <w:lang w:bidi="ar"/>
-              </w:rPr>
-              <w:t>编写。</w:t>
-            </w:r>
-          </w:p>
-          <w:p>
-            <w:pPr>
-              <w:textAlignment w:val="top"/>
-              <w:rPr>
-                <w:rFonts w:ascii="宋体" w:eastAsia="宋体" w:hAnsi="宋体" w:cs="宋体"/>
+                <w:rFonts w:ascii="宋体" w:eastAsia="宋体" w:hAnsi="宋体" w:cs="宋体" w:hint="eastAsia"/>
                 <w:color w:val="000000"/>
                 <w:lang w:bidi="ar"/>
               </w:rPr>
@@ -816,72 +716,54 @@
             <w:pPr>
               <w:textAlignment w:val="top"/>
               <w:rPr>
+                <w:rFonts w:ascii="宋体" w:eastAsia="宋体" w:hAnsi="宋体" w:cs="宋体" w:hint="eastAsia"/>
+                <w:color w:val="000000"/>
+                <w:lang w:bidi="ar"/>
+              </w:rPr>
+            </w:pPr>
+            <w:r>
+              <w:rPr>
+                <w:rFonts w:ascii="宋体" w:eastAsia="宋体" w:hAnsi="宋体" w:cs="宋体" w:hint="eastAsia"/>
+                <w:color w:val="000000"/>
+                <w:lang w:bidi="ar"/>
+              </w:rPr>
+              <w:t>现存问题：</w:t>
+            </w:r>
+          </w:p>
+          <w:p>
+            <w:pPr>
+              <w:textAlignment w:val="top"/>
+              <w:rPr>
+                <w:rFonts w:ascii="宋体" w:eastAsia="宋体" w:hAnsi="宋体" w:cs="宋体" w:hint="eastAsia"/>
+                <w:color w:val="000000"/>
+                <w:lang w:bidi="ar"/>
+              </w:rPr>
+            </w:pPr>
+            <w:r>
+              <w:rPr>
                 <w:rFonts w:ascii="宋体" w:eastAsia="宋体" w:hAnsi="宋体" w:cs="宋体"/>
                 <w:color w:val="000000"/>
                 <w:lang w:bidi="ar"/>
               </w:rPr>
-            </w:pPr>
-            <w:r>
-              <w:rPr>
-                <w:rFonts w:ascii="宋体" w:eastAsia="宋体" w:hAnsi="宋体" w:cs="宋体" w:hint="eastAsia"/>
-                <w:color w:val="000000"/>
-                <w:lang w:bidi="ar"/>
-              </w:rPr>
-              <w:t>现存问题：</w:t>
+              <w:t>  动态题目调整逻辑： 第 5 题的“根据表现动态调整”需要更明确的算法规则支。</w:t>
             </w:r>
           </w:p>
           <w:p>
             <w:pPr>
               <w:textAlignment w:val="top"/>
               <w:rPr>
+                <w:rFonts w:ascii="宋体" w:eastAsia="宋体" w:hAnsi="宋体" w:cs="宋体" w:hint="eastAsia"/>
+                <w:color w:val="000000"/>
+                <w:lang w:bidi="ar"/>
+              </w:rPr>
+            </w:pPr>
+            <w:r>
+              <w:rPr>
                 <w:rFonts w:ascii="宋体" w:eastAsia="宋体" w:hAnsi="宋体" w:cs="宋体"/>
                 <w:color w:val="000000"/>
                 <w:lang w:bidi="ar"/>
               </w:rPr>
-            </w:pPr>
-            <w:r>
-              <w:rPr>
-                <w:rFonts w:ascii="宋体" w:eastAsia="宋体" w:hAnsi="宋体" w:cs="宋体"/>
-                <w:color w:val="000000"/>
-                <w:lang w:bidi="ar"/>
-              </w:rPr>
-              <w:t>  动态题目调整逻辑： 第 5 题的“根据表现动态调整”需要更明确的算法规则支持（依赖于 IM 模块的实时反馈数据）。</w:t>
-            </w:r>
-          </w:p>
-          <w:p>
-            <w:pPr>
-              <w:textAlignment w:val="top"/>
-              <w:rPr>
-                <w:rFonts w:ascii="宋体" w:eastAsia="宋体" w:hAnsi="宋体" w:cs="宋体" w:hint="eastAsia"/>
-                <w:color w:val="000000"/>
-                <w:lang w:bidi="ar"/>
-              </w:rPr>
-            </w:pPr>
-            <w:r>
-              <w:rPr>
-                <w:rFonts w:ascii="宋体" w:eastAsia="宋体" w:hAnsi="宋体" w:cs="宋体"/>
-                <w:color w:val="000000"/>
-                <w:lang w:bidi="ar"/>
-              </w:rPr>
-              <w:t xml:space="preserve">  并发存储压力： </w:t>
-            </w:r>
-            <w:proofErr w:type="gramStart"/>
-            <w:r>
-              <w:rPr>
-                <w:rFonts w:ascii="宋体" w:eastAsia="宋体" w:hAnsi="宋体" w:cs="宋体"/>
-                <w:color w:val="000000"/>
-                <w:lang w:bidi="ar"/>
-              </w:rPr>
-              <w:t>高频上</w:t>
-            </w:r>
-            <w:proofErr w:type="gramEnd"/>
-            <w:r>
-              <w:rPr>
-                <w:rFonts w:ascii="宋体" w:eastAsia="宋体" w:hAnsi="宋体" w:cs="宋体"/>
-                <w:color w:val="000000"/>
-                <w:lang w:bidi="ar"/>
-              </w:rPr>
-              <w:t>传头像和简历时，本地文件系统存储可能存在性能瓶颈，后续需评估是否引入 OSS（对象存储）。</w:t>
+              <w:t>  并发存储压力： 高频上传头像和简历时，本地文件系统存储可能存在性能瓶颈，后续需评估是否引入 OSS。</w:t>
             </w:r>
           </w:p>
         </w:tc>
@@ -998,88 +880,44 @@
                 <w:color w:val="000000"/>
                 <w:lang w:bidi="ar"/>
               </w:rPr>
-              <w:t>  引入 Redis 缓存： 建议对 QM 模块的题库进行缓存处理，以提升</w:t>
-            </w:r>
-            <w:proofErr w:type="gramStart"/>
+              <w:t xml:space="preserve">  </w:t>
+            </w:r>
+          </w:p>
+          <w:p>
+            <w:pPr>
+              <w:textAlignment w:val="top"/>
+              <w:rPr>
+                <w:rFonts w:ascii="宋体" w:eastAsia="宋体" w:hAnsi="宋体" w:cs="宋体" w:hint="eastAsia"/>
+                <w:color w:val="000000"/>
+                <w:lang w:bidi="ar"/>
+              </w:rPr>
+            </w:pPr>
             <w:r>
               <w:rPr>
                 <w:rFonts w:ascii="宋体" w:eastAsia="宋体" w:hAnsi="宋体" w:cs="宋体"/>
                 <w:color w:val="000000"/>
                 <w:lang w:bidi="ar"/>
               </w:rPr>
-              <w:t>智能组卷的</w:t>
-            </w:r>
-            <w:proofErr w:type="gramEnd"/>
+              <w:lastRenderedPageBreak/>
+              <w:t>引入 Redis 缓存： 建议对 QM 模块的题库进行缓存处理，以提升智能组卷的响应速度。</w:t>
+            </w:r>
+          </w:p>
+          <w:p>
+            <w:pPr>
+              <w:textAlignment w:val="top"/>
+              <w:rPr>
+                <w:rFonts w:ascii="宋体" w:eastAsia="宋体" w:hAnsi="宋体" w:cs="宋体" w:hint="eastAsia"/>
+                <w:color w:val="000000"/>
+                <w:lang w:bidi="ar"/>
+              </w:rPr>
+            </w:pPr>
             <w:r>
               <w:rPr>
                 <w:rFonts w:ascii="宋体" w:eastAsia="宋体" w:hAnsi="宋体" w:cs="宋体"/>
                 <w:color w:val="000000"/>
                 <w:lang w:bidi="ar"/>
               </w:rPr>
-              <w:t>响应</w:t>
-            </w:r>
-            <w:r>
-              <w:rPr>
-                <w:rFonts w:ascii="宋体" w:eastAsia="宋体" w:hAnsi="宋体" w:cs="宋体"/>
-                <w:color w:val="000000"/>
-                <w:lang w:bidi="ar"/>
-              </w:rPr>
-              <w:lastRenderedPageBreak/>
-              <w:t>速度。</w:t>
-            </w:r>
-          </w:p>
-          <w:p>
-            <w:pPr>
-              <w:textAlignment w:val="top"/>
-              <w:rPr>
-                <w:rFonts w:ascii="宋体" w:eastAsia="宋体" w:hAnsi="宋体" w:cs="宋体"/>
-                <w:color w:val="000000"/>
-                <w:lang w:bidi="ar"/>
-              </w:rPr>
-            </w:pPr>
-            <w:r>
-              <w:rPr>
-                <w:rFonts w:ascii="宋体" w:eastAsia="宋体" w:hAnsi="宋体" w:cs="宋体"/>
-                <w:color w:val="000000"/>
-                <w:lang w:bidi="ar"/>
-              </w:rPr>
-              <w:t>  接口</w:t>
-            </w:r>
-            <w:proofErr w:type="gramStart"/>
-            <w:r>
-              <w:rPr>
-                <w:rFonts w:ascii="宋体" w:eastAsia="宋体" w:hAnsi="宋体" w:cs="宋体"/>
-                <w:color w:val="000000"/>
-                <w:lang w:bidi="ar"/>
-              </w:rPr>
-              <w:t>防抖与限</w:t>
-            </w:r>
-            <w:proofErr w:type="gramEnd"/>
-            <w:r>
-              <w:rPr>
-                <w:rFonts w:ascii="宋体" w:eastAsia="宋体" w:hAnsi="宋体" w:cs="宋体"/>
-                <w:color w:val="000000"/>
-                <w:lang w:bidi="ar"/>
-              </w:rPr>
-              <w:t>流： 针对注册/登录等高敏感接口，建议增加验证</w:t>
-            </w:r>
-            <w:proofErr w:type="gramStart"/>
-            <w:r>
-              <w:rPr>
-                <w:rFonts w:ascii="宋体" w:eastAsia="宋体" w:hAnsi="宋体" w:cs="宋体"/>
-                <w:color w:val="000000"/>
-                <w:lang w:bidi="ar"/>
-              </w:rPr>
-              <w:t>码机制</w:t>
-            </w:r>
-            <w:proofErr w:type="gramEnd"/>
-            <w:r>
-              <w:rPr>
-                <w:rFonts w:ascii="宋体" w:eastAsia="宋体" w:hAnsi="宋体" w:cs="宋体"/>
-                <w:color w:val="000000"/>
-                <w:lang w:bidi="ar"/>
-              </w:rPr>
-              <w:t>和 IP 访问频率限制，防止恶意攻击。</w:t>
+              <w:t>  接口防抖与限流： 针对注册/登录等高敏感接口，建议增加验证码机制和 IP 访问频率限制，防止恶意攻击。</w:t>
             </w:r>
           </w:p>
           <w:p>
@@ -1293,7 +1131,7 @@
             <w:pPr>
               <w:textAlignment w:val="top"/>
               <w:rPr>
-                <w:rFonts w:ascii="宋体" w:eastAsia="宋体" w:hAnsi="宋体" w:cs="宋体"/>
+                <w:rFonts w:ascii="宋体" w:eastAsia="宋体" w:hAnsi="宋体" w:cs="宋体" w:hint="eastAsia"/>
                 <w:b/>
                 <w:bCs/>
                 <w:color w:val="000000"/>
@@ -1319,7 +1157,7 @@
               </w:numPr>
               <w:textAlignment w:val="top"/>
               <w:rPr>
-                <w:rFonts w:ascii="宋体" w:eastAsia="宋体" w:hAnsi="宋体" w:cs="宋体"/>
+                <w:rFonts w:ascii="宋体" w:eastAsia="宋体" w:hAnsi="宋体" w:cs="宋体" w:hint="eastAsia"/>
                 <w:color w:val="000000"/>
                 <w:lang w:bidi="ar"/>
               </w:rPr>
@@ -1341,7 +1179,7 @@
               </w:numPr>
               <w:textAlignment w:val="top"/>
               <w:rPr>
-                <w:rFonts w:ascii="宋体" w:eastAsia="宋体" w:hAnsi="宋体" w:cs="宋体"/>
+                <w:rFonts w:ascii="宋体" w:eastAsia="宋体" w:hAnsi="宋体" w:cs="宋体" w:hint="eastAsia"/>
                 <w:color w:val="000000"/>
                 <w:lang w:bidi="ar"/>
               </w:rPr>
@@ -1363,36 +1201,18 @@
               </w:numPr>
               <w:textAlignment w:val="top"/>
               <w:rPr>
+                <w:rFonts w:ascii="宋体" w:eastAsia="宋体" w:hAnsi="宋体" w:cs="宋体" w:hint="eastAsia"/>
+                <w:color w:val="000000"/>
+                <w:lang w:bidi="ar"/>
+              </w:rPr>
+            </w:pPr>
+            <w:r>
+              <w:rPr>
                 <w:rFonts w:ascii="宋体" w:eastAsia="宋体" w:hAnsi="宋体" w:cs="宋体"/>
                 <w:color w:val="000000"/>
                 <w:lang w:bidi="ar"/>
               </w:rPr>
-            </w:pPr>
-            <w:r>
-              <w:rPr>
-                <w:rFonts w:ascii="宋体" w:eastAsia="宋体" w:hAnsi="宋体" w:cs="宋体"/>
-                <w:color w:val="000000"/>
-                <w:lang w:bidi="ar"/>
-              </w:rPr>
-              <w:t>核心接口开发： 优先实现用户注册登录和头像上</w:t>
-            </w:r>
-            <w:proofErr w:type="gramStart"/>
-            <w:r>
-              <w:rPr>
-                <w:rFonts w:ascii="宋体" w:eastAsia="宋体" w:hAnsi="宋体" w:cs="宋体"/>
-                <w:color w:val="000000"/>
-                <w:lang w:bidi="ar"/>
-              </w:rPr>
-              <w:t>传功能</w:t>
-            </w:r>
-            <w:proofErr w:type="gramEnd"/>
-            <w:r>
-              <w:rPr>
-                <w:rFonts w:ascii="宋体" w:eastAsia="宋体" w:hAnsi="宋体" w:cs="宋体"/>
-                <w:color w:val="000000"/>
-                <w:lang w:bidi="ar"/>
-              </w:rPr>
-              <w:t>的代码编写与自测。</w:t>
+              <w:t>核心接口开发： 优先实现用户注册登录和头像上传功能的代码编写与自测。</w:t>
             </w:r>
           </w:p>
           <w:p>
@@ -1403,7 +1223,7 @@
               </w:numPr>
               <w:textAlignment w:val="top"/>
               <w:rPr>
-                <w:rFonts w:ascii="宋体" w:eastAsia="宋体" w:hAnsi="宋体" w:cs="宋体"/>
+                <w:rFonts w:ascii="宋体" w:eastAsia="宋体" w:hAnsi="宋体" w:cs="宋体" w:hint="eastAsia"/>
                 <w:color w:val="000000"/>
                 <w:lang w:bidi="ar"/>
               </w:rPr>
@@ -3413,6 +3233,7 @@
   <w:style w:type="character" w:default="1" w:styleId="a0">
     <w:name w:val="Default Paragraph Font"/>
     <w:uiPriority w:val="1"/>
+    <w:semiHidden/>
     <w:unhideWhenUsed/>
   </w:style>
   <w:style w:type="table" w:default="1" w:styleId="a1">

--- a/工作周报/第三周/朱绪达.docx
+++ b/工作周报/第三周/朱绪达.docx
@@ -440,7 +440,23 @@
                 <w:color w:val="000000"/>
                 <w:lang w:bidi="ar"/>
               </w:rPr>
-              <w:t>身份验证体系： 完成了用户注册与登录的业务逻辑设计。引入 bcrypt 算法 进行密码加密处理，并设计了基于 Token 的认证机制。</w:t>
+              <w:t xml:space="preserve">身份验证体系： </w:t>
+            </w:r>
+            <w:r>
+              <w:rPr>
+                <w:rFonts w:ascii="宋体" w:eastAsia="宋体" w:hAnsi="宋体" w:cs="宋体" w:hint="eastAsia"/>
+                <w:color w:val="000000"/>
+                <w:lang w:bidi="ar"/>
+              </w:rPr>
+              <w:t>明确</w:t>
+            </w:r>
+            <w:r>
+              <w:rPr>
+                <w:rFonts w:ascii="宋体" w:eastAsia="宋体" w:hAnsi="宋体" w:cs="宋体"/>
+                <w:color w:val="000000"/>
+                <w:lang w:bidi="ar"/>
+              </w:rPr>
+              <w:t>了用户注册与登录的业务逻辑设计。引入 bcrypt 算法 进行密码加密处理，并设计了基于 Token 的认证机制。</w:t>
             </w:r>
           </w:p>
           <w:p>
@@ -462,7 +478,31 @@
                 <w:color w:val="000000"/>
                 <w:lang w:bidi="ar"/>
               </w:rPr>
-              <w:t>文件存储方案： 建立了头像与简历的分类存储规范，并实现了严格的 MIME 类型校验与文件大小限制。</w:t>
+              <w:t xml:space="preserve">文件存储方案： </w:t>
+            </w:r>
+            <w:r>
+              <w:rPr>
+                <w:rFonts w:ascii="宋体" w:eastAsia="宋体" w:hAnsi="宋体" w:cs="宋体" w:hint="eastAsia"/>
+                <w:color w:val="000000"/>
+                <w:lang w:bidi="ar"/>
+              </w:rPr>
+              <w:t>明确</w:t>
+            </w:r>
+            <w:r>
+              <w:rPr>
+                <w:rFonts w:ascii="宋体" w:eastAsia="宋体" w:hAnsi="宋体" w:cs="宋体"/>
+                <w:color w:val="000000"/>
+                <w:lang w:bidi="ar"/>
+              </w:rPr>
+              <w:t>了头像与简历的分类存储规范</w:t>
+            </w:r>
+            <w:r>
+              <w:rPr>
+                <w:rFonts w:ascii="宋体" w:eastAsia="宋体" w:hAnsi="宋体" w:cs="宋体" w:hint="eastAsia"/>
+                <w:color w:val="000000"/>
+                <w:lang w:bidi="ar"/>
+              </w:rPr>
+              <w:t>。</w:t>
             </w:r>
           </w:p>
           <w:p>
@@ -484,7 +524,23 @@
                 <w:color w:val="000000"/>
                 <w:lang w:bidi="ar"/>
               </w:rPr>
-              <w:t>用户信息维护： 完成了获取信息、更新资料、头像上传/预览及简历状态检查等 8 个子项 的接口协议定义。</w:t>
+              <w:t xml:space="preserve">用户信息维护： </w:t>
+            </w:r>
+            <w:r>
+              <w:rPr>
+                <w:rFonts w:ascii="宋体" w:eastAsia="宋体" w:hAnsi="宋体" w:cs="宋体" w:hint="eastAsia"/>
+                <w:color w:val="000000"/>
+                <w:lang w:bidi="ar"/>
+              </w:rPr>
+              <w:t>明确</w:t>
+            </w:r>
+            <w:r>
+              <w:rPr>
+                <w:rFonts w:ascii="宋体" w:eastAsia="宋体" w:hAnsi="宋体" w:cs="宋体"/>
+                <w:color w:val="000000"/>
+                <w:lang w:bidi="ar"/>
+              </w:rPr>
+              <w:t>了获取信息、更新资料、头像上传/预览及简历状态检查等 8 个子项 的接口协议定义。</w:t>
             </w:r>
           </w:p>
           <w:p>
@@ -546,7 +602,23 @@
                 <w:color w:val="000000"/>
                 <w:lang w:bidi="ar"/>
               </w:rPr>
-              <w:t>智能组卷算法： 设计了基于“难度梯度”的组卷逻辑，实现从“简单破冰”到“压力测试”的动态题目序列生成。</w:t>
+              <w:t>智能组卷算法： 设计了基于“难度梯度”的组卷逻辑，</w:t>
+            </w:r>
+            <w:r>
+              <w:rPr>
+                <w:rFonts w:ascii="宋体" w:eastAsia="宋体" w:hAnsi="宋体" w:cs="宋体" w:hint="eastAsia"/>
+                <w:color w:val="000000"/>
+                <w:lang w:bidi="ar"/>
+              </w:rPr>
+              <w:t>明确</w:t>
+            </w:r>
+            <w:r>
+              <w:rPr>
+                <w:rFonts w:ascii="宋体" w:eastAsia="宋体" w:hAnsi="宋体" w:cs="宋体"/>
+                <w:color w:val="000000"/>
+                <w:lang w:bidi="ar"/>
+              </w:rPr>
+              <w:t>从“简单破冰”到“压力测试”的动态题目序列生成。</w:t>
             </w:r>
           </w:p>
           <w:p>
@@ -898,25 +970,25 @@
                 <w:color w:val="000000"/>
                 <w:lang w:bidi="ar"/>
               </w:rPr>
+              <w:t>引入 Redis 缓存： 建议对 QM 模块的题库进行缓存处理，以提升智能组卷的响应速度。</w:t>
+            </w:r>
+          </w:p>
+          <w:p>
+            <w:pPr>
+              <w:textAlignment w:val="top"/>
+              <w:rPr>
+                <w:rFonts w:ascii="宋体" w:eastAsia="宋体" w:hAnsi="宋体" w:cs="宋体" w:hint="eastAsia"/>
+                <w:color w:val="000000"/>
+                <w:lang w:bidi="ar"/>
+              </w:rPr>
+            </w:pPr>
+            <w:r>
+              <w:rPr>
+                <w:rFonts w:ascii="宋体" w:eastAsia="宋体" w:hAnsi="宋体" w:cs="宋体"/>
+                <w:color w:val="000000"/>
+                <w:lang w:bidi="ar"/>
+              </w:rPr>
               <w:lastRenderedPageBreak/>
-              <w:t>引入 Redis 缓存： 建议对 QM 模块的题库进行缓存处理，以提升智能组卷的响应速度。</w:t>
-            </w:r>
-          </w:p>
-          <w:p>
-            <w:pPr>
-              <w:textAlignment w:val="top"/>
-              <w:rPr>
-                <w:rFonts w:ascii="宋体" w:eastAsia="宋体" w:hAnsi="宋体" w:cs="宋体" w:hint="eastAsia"/>
-                <w:color w:val="000000"/>
-                <w:lang w:bidi="ar"/>
-              </w:rPr>
-            </w:pPr>
-            <w:r>
-              <w:rPr>
-                <w:rFonts w:ascii="宋体" w:eastAsia="宋体" w:hAnsi="宋体" w:cs="宋体"/>
-                <w:color w:val="000000"/>
-                <w:lang w:bidi="ar"/>
-              </w:rPr>
               <w:t>  接口防抖与限流： 针对注册/登录等高敏感接口，建议增加验证码机制和 IP 访问频率限制，防止恶意攻击。</w:t>
             </w:r>
           </w:p>
